--- a/03_Outputs/final scripts/pt/Module 7/7.0.0-pt.docx
+++ b/03_Outputs/final scripts/pt/Module 7/7.0.0-pt.docx
@@ -9,12 +9,12 @@
     </w:p>
     <w:p>
       <w:r>
-        <w:t xml:space="preserve">Neste módulo, examinaremos como os dados informam o planejamento, a implementação e a avaliação de sistemas de energia sustentável. Políticas sólidas dependem de evidências precisas, e dados confiáveis garantem que as decisões reflitam as condições reais.  </w:t>
+        <w:t xml:space="preserve">Neste módulo, examinaremos como os dados informam o planejamento, a implementação e a avaliação de sistemas de energia sustentável. Políticas sólidas dependem de evidências precisas, e dados confiáveis garantem que as decisões reflitam condições reais.  </w:t>
       </w:r>
     </w:p>
     <w:p>
       <w:r>
-        <w:t xml:space="preserve">Tomemos o acesso à energia, por exemplo. Os formuladores de políticas precisam de informações detalhadas para desenhar medidas eficazes. O Quadro de Múltiplos Níveis do Banco Mundial avalia o acesso à energia indo além de métricas simples e capturando as nuances de equidade. De maneira semelhante, o Rastreador Moonshot de Energia do PNUD monitora a carteira de energia sustentável da instituição em mais de cento e trinta países, criando uma base para responsabilidade e transparência.  </w:t>
+        <w:t xml:space="preserve">Tomemos o acesso à energia, por exemplo. Os formuladores de políticas precisam de informações detalhadas para projetar medidas eficazes. O Quadro de Múltiplos Níveis do Banco Mundial avalia o acesso à energia indo além de métricas simples e capturando as nuances de equidade. De maneira semelhante, o Rastreador Moonshot de Energia do PNUD monitora a carteira de energia sustentável da instituição em mais de cento e trinta países, criando uma base para responsabilidade e transparência.  </w:t>
       </w:r>
     </w:p>
     <w:p>
